--- a/public/legal/sotsiaal-pro-framework-et-2026-10-03.docx
+++ b/public/legal/sotsiaal-pro-framework-et-2026-10-03.docx
@@ -126,12 +126,12 @@
     </w:p>
     <w:p>
       <w:r>
-        <w:t>1.1. Käesolev raamleping määrab kindlaks Sotsiaal.pro platvormi tööalase kasutamise põhimõtted ning organisatsiooni ja Küberloome OÜ kohustused isikuandmete töötlemisel.</w:t>
-      </w:r>
-    </w:p>
-    <w:p>
-      <w:r>
-        <w:t>1.2. Lepingu pooled on organisatsioon või kohalik omavalitsus ning Küberloome OÜ.</w:t>
+        <w:t>1.1. Käesolev raamleping määrab kindlaks Sotsiaal.pro platvormi tööalase kasutamise põhimõtted ning organisatsiooni ja OÜ Küberloome kohustused isikuandmete töötlemisel.</w:t>
+      </w:r>
+    </w:p>
+    <w:p>
+      <w:r>
+        <w:t>1.2. Lepingu pooled on organisatsioon või kohalik omavalitsus ning OÜ Küberloome.</w:t>
       </w:r>
     </w:p>
     <w:p>
@@ -141,7 +141,7 @@
     </w:p>
     <w:p>
       <w:r>
-        <w:t>1.4. Käesolev leping on ühtlasi isikuandmete töötlemise kokkulepe ulatuses, milles Küberloome OÜ töötleb isikuandmeid organisatsiooni nimel.</w:t>
+        <w:t>1.4. Käesolev leping on ühtlasi isikuandmete töötlemise kokkulepe ulatuses, milles OÜ Küberloome töötleb isikuandmeid organisatsiooni nimel.</w:t>
       </w:r>
     </w:p>
     <w:p>
@@ -198,7 +198,7 @@
     </w:p>
     <w:p>
       <w:r>
-        <w:t>3.2. Küberloome OÜ on volitatud töötleja ulatuses, milles ta töötleb organisatsiooni tööandmeid organisatsiooni nimel ja organisatsiooni dokumenteeritud juhiste alusel.</w:t>
+        <w:t>3.2. OÜ Küberloome on volitatud töötleja ulatuses, milles ta töötleb organisatsiooni tööandmeid organisatsiooni nimel ja organisatsiooni dokumenteeritud juhiste alusel.</w:t>
       </w:r>
     </w:p>
     <w:p>
@@ -208,7 +208,7 @@
     </w:p>
     <w:p>
       <w:r>
-        <w:t>3.4. Küberloome OÜ võib olla eraldi vastutav töötleja andmete suhtes, mida ta töötleb enda teenuse haldamiseks, näiteks kasutajakontode haldamiseks, arveldamiseks, turvalisuse tagamiseks, lepingu täitmiseks või seadusest tulenevate kohustuste täitmiseks. Sellist töötlemist kirjeldatakse Sotsiaal.pro privaatsustingimustes.</w:t>
+        <w:t>3.4. OÜ Küberloome võib olla eraldi vastutav töötleja andmete suhtes, mida ta töötleb enda teenuse haldamiseks, näiteks kasutajakontode haldamiseks, arveldamiseks, turvalisuse tagamiseks, lepingu täitmiseks või seadusest tulenevate kohustuste täitmiseks. Sellist töötlemist kirjeldatakse Sotsiaal.pro privaatsustingimustes.</w:t>
       </w:r>
     </w:p>
     <w:p>
@@ -355,12 +355,12 @@
     </w:p>
     <w:p>
       <w:r>
-        <w:t>6.1. Käesolev punkt on organisatsiooni ja Küberloome OÜ vaheline isikuandmete töötlemise kokkulepe ulatuses, milles Küberloome OÜ töötleb isikuandmeid organisatsiooni nimel.</w:t>
-      </w:r>
-    </w:p>
-    <w:p>
-      <w:r>
-        <w:t>6.2. Küberloome OÜ töötleb organisatsiooni tööandmeid ainult organisatsiooni dokumenteeritud juhiste alusel ja teenuse osutamiseks vajalikus ulatuses.</w:t>
+        <w:t>6.1. Käesolev punkt on organisatsiooni ja OÜ Küberloome vaheline isikuandmete töötlemise kokkulepe ulatuses, milles OÜ Küberloome töötleb isikuandmeid organisatsiooni nimel.</w:t>
+      </w:r>
+    </w:p>
+    <w:p>
+      <w:r>
+        <w:t>6.2. OÜ Küberloome töötleb organisatsiooni tööandmeid ainult organisatsiooni dokumenteeritud juhiste alusel ja teenuse osutamiseks vajalikus ulatuses.</w:t>
       </w:r>
     </w:p>
     <w:p>
@@ -371,22 +371,22 @@
     </w:p>
     <w:p>
       <w:r>
-        <w:t>6.4. Küberloome OÜ tagab, et organisatsiooni andmetega kokku puutuvad isikud on seotud konfidentsiaalsuskohustusega või neile kohaldub seadusest tulenev konfidentsiaalsuskohustus.</w:t>
-      </w:r>
-    </w:p>
-    <w:p>
-      <w:r>
-        <w:t>6.5. Küberloome OÜ rakendab organisatsiooni andmete kaitsmiseks asjakohaseid tehnilisi ja korralduslikke meetmeid, arvestades töötlemise laadi, ulatust, konteksti, eesmärke ja andmesubjektide õigustele ja vabadustele tekkivat riski. Meetmete kokkuvõte on esitatud lisas 4.</w:t>
-      </w:r>
-    </w:p>
-    <w:p>
-      <w:r>
-        <w:t>6.6. Kui Küberloome OÜ leiab, et organisatsiooni juhis võib olla vastuolus kohaldatava andmekaitseõigusega, teavitab ta sellest organisatsiooni mõistliku aja jooksul, välja arvatud juhul, kui selline teavitamine on seadusega keelatud.</w:t>
-      </w:r>
-    </w:p>
-    <w:p>
-      <w:r>
-        <w:t>6.7. Küberloome OÜ ei kasuta organisatsiooni tööandmeid muul eesmärgil kui teenuse osutamiseks, lepingu täitmiseks või muul käesolevas lepingus, privaatsustingimustes või poolte vahel kokkulepitud alusel lubatud eesmärgil.</w:t>
+        <w:t>6.4. OÜ Küberloome tagab, et organisatsiooni andmetega kokku puutuvad isikud on seotud konfidentsiaalsuskohustusega või neile kohaldub seadusest tulenev konfidentsiaalsuskohustus.</w:t>
+      </w:r>
+    </w:p>
+    <w:p>
+      <w:r>
+        <w:t>6.5. OÜ Küberloome rakendab organisatsiooni andmete kaitsmiseks asjakohaseid tehnilisi ja korralduslikke meetmeid, arvestades töötlemise laadi, ulatust, konteksti, eesmärke ja andmesubjektide õigustele ja vabadustele tekkivat riski. Meetmete kokkuvõte on esitatud lisas 4.</w:t>
+      </w:r>
+    </w:p>
+    <w:p>
+      <w:r>
+        <w:t>6.6. Kui OÜ Küberloome leiab, et organisatsiooni juhis võib olla vastuolus kohaldatava andmekaitseõigusega, teavitab ta sellest organisatsiooni mõistliku aja jooksul, välja arvatud juhul, kui selline teavitamine on seadusega keelatud.</w:t>
+      </w:r>
+    </w:p>
+    <w:p>
+      <w:r>
+        <w:t>6.7. OÜ Küberloome ei kasuta organisatsiooni tööandmeid muul eesmärgil kui teenuse osutamiseks, lepingu täitmiseks või muul käesolevas lepingus, privaatsustingimustes või poolte vahel kokkulepitud alusel lubatud eesmärgil.</w:t>
       </w:r>
     </w:p>
     <w:p>
@@ -460,12 +460,12 @@
     <w:p>
       <w:r>
         <w:lastRenderedPageBreak/>
-        <w:t>7.4. Küberloome OÜ tagab, et tehisintellekti teenusepakkujale kohalduvad asjakohased konfidentsiaalsus-, turbe- ja andmekaitsekohustused ning vajaduse korral andmeedastuse kaitsemeetmed.</w:t>
-      </w:r>
-    </w:p>
-    <w:p>
-      <w:r>
-        <w:t>7.5. Kui organisatsioon vajab konkreetse tehisintellekti teenusepakkuja, andmeedastuse või alltöötleja kohta täpsemat infot, teeb Küberloome OÜ selle mõistlikus ulatuses kättesaadavaks lepingu lisa, veebilehe või kirjaliku päringu kaudu.</w:t>
+        <w:t>7.4. OÜ Küberloome tagab, et tehisintellekti teenusepakkujale kohalduvad asjakohased konfidentsiaalsus-, turbe- ja andmekaitsekohustused ning vajaduse korral andmeedastuse kaitsemeetmed.</w:t>
+      </w:r>
+    </w:p>
+    <w:p>
+      <w:r>
+        <w:t>7.5. Kui organisatsioon vajab konkreetse tehisintellekti teenusepakkuja, andmeedastuse või alltöötleja kohta täpsemat infot, teeb OÜ Küberloome selle mõistlikus ulatuses kättesaadavaks lepingu lisa, veebilehe või kirjaliku päringu kaudu.</w:t>
       </w:r>
     </w:p>
     <w:p>
@@ -488,7 +488,7 @@
     </w:p>
     <w:p>
       <w:r>
-        <w:t>8.3. Teenuse haldamiseks, turvalisuse tagamiseks, tehnilise toe osutamiseks, vea või turbeintsidendi uurimiseks, kuritarvituse vältimiseks või õiguskohustuse täitmiseks võib Küberloome OÜ töödelda piiratud tehnilisi metaandmeid või teha põhjendatud andmetoiminguid üksnes vajalikus ulatuses.</w:t>
+        <w:t>8.3. Teenuse haldamiseks, turvalisuse tagamiseks, tehnilise toe osutamiseks, vea või turbeintsidendi uurimiseks, kuritarvituse vältimiseks või õiguskohustuse täitmiseks võib OÜ Küberloome töödelda piiratud tehnilisi metaandmeid või teha põhjendatud andmetoiminguid üksnes vajalikus ulatuses.</w:t>
       </w:r>
     </w:p>
     <w:p>
@@ -535,12 +535,12 @@
     </w:p>
     <w:p>
       <w:r>
-        <w:t>10.1. Küberloome OÜ võib teenuse osutamiseks kasutada vajalikke alltöötlejaid ja teenusepakkujaid, näiteks majutuse, tehisintellekti, kõneteenuste, e-posti, logimise, monitooringu, autentimise, varundamise või tehnilise taristu teenusepakkujaid.</w:t>
-      </w:r>
-    </w:p>
-    <w:p>
-      <w:r>
-        <w:t>10.2. Organisatsioon annab Küberloome OÜ-le üldise loa kasutada teenuse osutamiseks vajalikke alltöötlejaid.</w:t>
+        <w:t>10.1. OÜ Küberloome võib teenuse osutamiseks kasutada vajalikke alltöötlejaid ja teenusepakkujaid, näiteks majutuse, tehisintellekti, kõneteenuste, e-posti, logimise, monitooringu, autentimise, varundamise või tehnilise taristu teenusepakkujaid.</w:t>
+      </w:r>
+    </w:p>
+    <w:p>
+      <w:r>
+        <w:t>10.2. Organisatsioon annab ettevõttele OÜ Küberloome üldise loa kasutada teenuse osutamiseks vajalikke alltöötlejaid.</w:t>
       </w:r>
     </w:p>
     <w:p>
@@ -550,12 +550,12 @@
     </w:p>
     <w:p>
       <w:r>
-        <w:t>10.4. Küberloome OÜ tagab, et alltöötlejatele pannakse asjakohases ulatuses samaväärsed andmekaitsekohustused, mis kohalduvad Küberloome OÜ-le käesoleva lepingu alusel.</w:t>
-      </w:r>
-    </w:p>
-    <w:p>
-      <w:r>
-        <w:t>10.5. Kui Küberloome OÜ lisab uue olulise alltöötleja või asendab olemasoleva olulise alltöötleja, teavitab ta sellest organisatsiooni mõistliku aja jooksul. Organisatsioonil on õigus esitada põhjendatud vastuväide.</w:t>
+        <w:t>10.4. OÜ Küberloome tagab, et alltöötlejatele pannakse asjakohases ulatuses samaväärsed andmekaitsekohustused, mis kohalduvad ettevõttele OÜ Küberloome käesoleva lepingu alusel.</w:t>
+      </w:r>
+    </w:p>
+    <w:p>
+      <w:r>
+        <w:t>10.5. Kui OÜ Küberloome lisab uue olulise alltöötleja või asendab olemasoleva olulise alltöötleja, teavitab ta sellest organisatsiooni mõistliku aja jooksul. Organisatsioonil on õigus esitada põhjendatud vastuväide.</w:t>
       </w:r>
     </w:p>
     <w:p>
@@ -565,7 +565,7 @@
     </w:p>
     <w:p>
       <w:r>
-        <w:t>10.7. Kui teenuse osutamiseks on vaja edastada isikuandmeid väljapoole Euroopa Liitu või Euroopa Majanduspiirkonda, teeb Küberloome OÜ seda ainult kohaldatava õiguse alusel ja kasutab asjakohaseid kaitsemeetmeid.</w:t>
+        <w:t>10.7. Kui teenuse osutamiseks on vaja edastada isikuandmeid väljapoole Euroopa Liitu või Euroopa Majanduspiirkonda, teeb OÜ Küberloome seda ainult kohaldatava õiguse alusel ja kasutab asjakohaseid kaitsemeetmeid.</w:t>
       </w:r>
     </w:p>
     <w:p>
@@ -589,7 +589,7 @@
     </w:p>
     <w:p>
       <w:r>
-        <w:t>11.2. Küberloome OÜ aitab mõistlikus ulatuses organisatsiooni andmesubjektide taotluste lahendamisel, rikkumiste hindamisel, mõjuhinnangu koostamisel ning muude andmekaitsealaste kohustuste täitmisel ulatuses, milles see on seotud Sotsiaal.pro teenusega.</w:t>
+        <w:t>11.2. OÜ Küberloome aitab mõistlikus ulatuses organisatsiooni andmesubjektide taotluste lahendamisel, rikkumiste hindamisel, mõjuhinnangu koostamisel ning muude andmekaitsealaste kohustuste täitmisel ulatuses, milles see on seotud Sotsiaal.pro teenusega.</w:t>
       </w:r>
     </w:p>
     <w:p>
@@ -599,17 +599,17 @@
     </w:p>
     <w:p>
       <w:r>
-        <w:t>11.4. Kui Küberloome OÜ saab teada isikuandmetega seotud rikkumisest, mis puudutab organisatsiooni andmeid, teavitab ta organisatsiooni põhjendamatu viivituseta ning võimaluse korral 24 tunni jooksul pärast rikkumisest teada saamist.</w:t>
-      </w:r>
-    </w:p>
-    <w:p>
-      <w:r>
-        <w:t>11.5. Teavitus sisaldab esialgselt teadaolevat infot rikkumise olemuse, puudutatud andmete, võimaliku mõju, võetud või kavandatavate meetmete ning kontaktpunkti kohta. Kui kogu info ei ole esialgu kättesaadav, võib Küberloome OÜ esitada info osade kaupa.</w:t>
-      </w:r>
-    </w:p>
-    <w:p>
-      <w:r>
-        <w:t>11.6. Küberloome OÜ teeb organisatsioonile mõistlikus ulatuses kättesaadavaks teabe, mis on vajalik käesoleva andmetöötluskokkuleppe täitmise tõendamiseks.</w:t>
+        <w:t>11.4. Kui OÜ Küberloome saab teada isikuandmetega seotud rikkumisest, mis puudutab organisatsiooni andmeid, teavitab ta organisatsiooni põhjendamatu viivituseta ning võimaluse korral 24 tunni jooksul pärast rikkumisest teada saamist.</w:t>
+      </w:r>
+    </w:p>
+    <w:p>
+      <w:r>
+        <w:t>11.5. Teavitus sisaldab esialgselt teadaolevat infot rikkumise olemuse, puudutatud andmete, võimaliku mõju, võetud või kavandatavate meetmete ning kontaktpunkti kohta. Kui kogu info ei ole esialgu kättesaadav, võib OÜ Küberloome esitada info osade kaupa.</w:t>
+      </w:r>
+    </w:p>
+    <w:p>
+      <w:r>
+        <w:t>11.6. OÜ Küberloome teeb organisatsioonile mõistlikus ulatuses kättesaadavaks teabe, mis on vajalik käesoleva andmetöötluskokkuleppe täitmise tõendamiseks.</w:t>
       </w:r>
     </w:p>
     <w:p>
@@ -676,7 +676,7 @@
     </w:p>
     <w:p>
       <w:r>
-        <w:t>13.1. Teenuse kasutamise lõppemisel kustutab või tagastab Küberloome OÜ organisatsiooni tööandmed organisatsiooni juhiste kohaselt ulatuses, mis on tehniliselt võimalik ja kooskõlas kohaldatavate säilitamiskohustustega.</w:t>
+        <w:t>13.1. Teenuse kasutamise lõppemisel kustutab või tagastab OÜ Küberloome organisatsiooni tööandmed organisatsiooni juhiste kohaselt ulatuses, mis on tehniliselt võimalik ja kooskõlas kohaldatavate säilitamiskohustustega.</w:t>
       </w:r>
     </w:p>
     <w:p>
@@ -706,7 +706,7 @@
     </w:p>
     <w:p>
       <w:r>
-        <w:t>14.3. Küberloome OÜ vastutab teenuse osutamise, organisatsiooni dokumenteeritud juhiste järgimise, kokkulepitud turvameetmete rakendamise ning käesolevas lepingus kirjeldatud volitatud töötleja kohustuste täitmise eest.</w:t>
+        <w:t>14.3. OÜ Küberloome vastutab teenuse osutamise, organisatsiooni dokumenteeritud juhiste järgimise, kokkulepitud turvameetmete rakendamise ning käesolevas lepingus kirjeldatud volitatud töötleja kohustuste täitmise eest.</w:t>
       </w:r>
     </w:p>
     <w:p>
@@ -732,7 +732,7 @@
     </w:p>
     <w:p>
       <w:r>
-        <w:t>16.1. Käesolev leping jõustub siis, kui organisatsioon ja Küberloome OÜ on selle allkirjastanud või muul kirjalikku taasesitamist võimaldaval viisil kinnitanud selle kohaldumist.</w:t>
+        <w:t>16.1. Käesolev leping jõustub siis, kui organisatsioon ja OÜ Küberloome on selle allkirjastanud või muul kirjalikku taasesitamist võimaldaval viisil kinnitanud selle kohaldumist.</w:t>
       </w:r>
     </w:p>
     <w:p>
@@ -901,7 +901,7 @@
                 <w:bCs/>
                 <w:szCs w:val="24"/>
               </w:rPr>
-              <w:t>Küberloome OÜ</w:t>
+              <w:t>OÜ Küberloome</w:t>
             </w:r>
           </w:p>
           <w:p>
@@ -1349,7 +1349,7 @@
                 <w:sz w:val="20"/>
                 <w:szCs w:val="20"/>
               </w:rPr>
-              <w:t>Küberloome OÜ.</w:t>
+              <w:t>OÜ Küberloome.</w:t>
             </w:r>
           </w:p>
         </w:tc>
